--- a/proposal/13_Gaps_Assumptions_and_Clarifying_Questions.docx
+++ b/proposal/13_Gaps_Assumptions_and_Clarifying_Questions.docx
@@ -392,7 +392,7 @@
             </w:rPr>
             <w:fldChar w:fldCharType="separate"/>
           </w:r>
-          <w:hyperlink w:anchor="__RefHeading___Toc4307_3719902292">
+          <w:hyperlink w:anchor="__RefHeading___Toc4307_2871792748">
             <w:r>
               <w:rPr>
                 <w:rStyle w:val="IndexLink"/>
@@ -412,7 +412,7 @@
             </w:tabs>
             <w:rPr/>
           </w:pPr>
-          <w:hyperlink w:anchor="__RefHeading___Toc4309_3719902292">
+          <w:hyperlink w:anchor="__RefHeading___Toc4309_2871792748">
             <w:r>
               <w:rPr>
                 <w:rStyle w:val="IndexLink"/>
@@ -432,7 +432,7 @@
             </w:tabs>
             <w:rPr/>
           </w:pPr>
-          <w:hyperlink w:anchor="__RefHeading___Toc4311_3719902292">
+          <w:hyperlink w:anchor="__RefHeading___Toc4311_2871792748">
             <w:r>
               <w:rPr>
                 <w:rStyle w:val="IndexLink"/>
@@ -452,7 +452,7 @@
             </w:tabs>
             <w:rPr/>
           </w:pPr>
-          <w:hyperlink w:anchor="__RefHeading___Toc4313_3719902292">
+          <w:hyperlink w:anchor="__RefHeading___Toc4313_2871792748">
             <w:r>
               <w:rPr>
                 <w:rStyle w:val="IndexLink"/>
@@ -498,7 +498,7 @@
         <w:spacing w:before="0" w:after="160"/>
         <w:rPr/>
       </w:pPr>
-      <w:bookmarkStart w:id="0" w:name="__RefHeading___Toc4307_3719902292"/>
+      <w:bookmarkStart w:id="0" w:name="__RefHeading___Toc4307_2871792748"/>
       <w:bookmarkEnd w:id="0"/>
       <w:r>
         <w:rPr/>
@@ -522,7 +522,7 @@
         <w:spacing w:before="360" w:after="160"/>
         <w:rPr/>
       </w:pPr>
-      <w:bookmarkStart w:id="1" w:name="__RefHeading___Toc4309_3719902292"/>
+      <w:bookmarkStart w:id="1" w:name="__RefHeading___Toc4309_2871792748"/>
       <w:bookmarkEnd w:id="1"/>
       <w:r>
         <w:rPr/>
@@ -2954,7 +2954,7 @@
         <w:spacing w:before="360" w:after="160"/>
         <w:rPr/>
       </w:pPr>
-      <w:bookmarkStart w:id="2" w:name="__RefHeading___Toc4311_3719902292"/>
+      <w:bookmarkStart w:id="2" w:name="__RefHeading___Toc4311_2871792748"/>
       <w:bookmarkEnd w:id="2"/>
       <w:r>
         <w:rPr/>
@@ -3147,7 +3147,7 @@
         <w:spacing w:before="360" w:after="160"/>
         <w:rPr/>
       </w:pPr>
-      <w:bookmarkStart w:id="3" w:name="__RefHeading___Toc4313_3719902292"/>
+      <w:bookmarkStart w:id="3" w:name="__RefHeading___Toc4313_2871792748"/>
       <w:bookmarkEnd w:id="3"/>
       <w:r>
         <w:rPr/>

--- a/proposal/13_Gaps_Assumptions_and_Clarifying_Questions.docx
+++ b/proposal/13_Gaps_Assumptions_and_Clarifying_Questions.docx
@@ -392,7 +392,7 @@
             </w:rPr>
             <w:fldChar w:fldCharType="separate"/>
           </w:r>
-          <w:hyperlink w:anchor="__RefHeading___Toc4307_2871792748">
+          <w:hyperlink w:anchor="__RefHeading___Toc4324_937233523">
             <w:r>
               <w:rPr>
                 <w:rStyle w:val="IndexLink"/>
@@ -412,7 +412,7 @@
             </w:tabs>
             <w:rPr/>
           </w:pPr>
-          <w:hyperlink w:anchor="__RefHeading___Toc4309_2871792748">
+          <w:hyperlink w:anchor="__RefHeading___Toc4326_937233523">
             <w:r>
               <w:rPr>
                 <w:rStyle w:val="IndexLink"/>
@@ -432,7 +432,7 @@
             </w:tabs>
             <w:rPr/>
           </w:pPr>
-          <w:hyperlink w:anchor="__RefHeading___Toc4311_2871792748">
+          <w:hyperlink w:anchor="__RefHeading___Toc4328_937233523">
             <w:r>
               <w:rPr>
                 <w:rStyle w:val="IndexLink"/>
@@ -452,7 +452,7 @@
             </w:tabs>
             <w:rPr/>
           </w:pPr>
-          <w:hyperlink w:anchor="__RefHeading___Toc4313_2871792748">
+          <w:hyperlink w:anchor="__RefHeading___Toc4330_937233523">
             <w:r>
               <w:rPr>
                 <w:rStyle w:val="IndexLink"/>
@@ -498,7 +498,7 @@
         <w:spacing w:before="0" w:after="160"/>
         <w:rPr/>
       </w:pPr>
-      <w:bookmarkStart w:id="0" w:name="__RefHeading___Toc4307_2871792748"/>
+      <w:bookmarkStart w:id="0" w:name="__RefHeading___Toc4324_937233523"/>
       <w:bookmarkEnd w:id="0"/>
       <w:r>
         <w:rPr/>
@@ -522,7 +522,7 @@
         <w:spacing w:before="360" w:after="160"/>
         <w:rPr/>
       </w:pPr>
-      <w:bookmarkStart w:id="1" w:name="__RefHeading___Toc4309_2871792748"/>
+      <w:bookmarkStart w:id="1" w:name="__RefHeading___Toc4326_937233523"/>
       <w:bookmarkEnd w:id="1"/>
       <w:r>
         <w:rPr/>
@@ -729,7 +729,7 @@
                 <w:sz w:val="18"/>
                 <w:szCs w:val="18"/>
               </w:rPr>
-              <w:t>Languages. Arabic is not mentioned, but GCC corporate documents and correspondence are frequently Arabic or bilingual.</w:t>
+              <w:t>Languages. The brief does not say which languages the corpus is in. English is the business language in Malaysia and the Philippines, but board minutes, older contracts and correspondence may be in Bahasa Malaysia, Filipino or Chinese. Arabic should not be assumed simply because a GCC entity is planned.</w:t>
             </w:r>
           </w:p>
         </w:tc>
@@ -756,7 +756,7 @@
                 <w:sz w:val="18"/>
                 <w:szCs w:val="18"/>
               </w:rPr>
-              <w:t>Both Arabic and English are required for documents, questions, answers and the interface.</w:t>
+              <w:t>English throughout, with the system built so further languages are a configuration and evaluation exercise rather than a rebuild.</w:t>
             </w:r>
           </w:p>
         </w:tc>
@@ -783,7 +783,7 @@
                 <w:sz w:val="18"/>
                 <w:szCs w:val="18"/>
               </w:rPr>
-              <w:t>Confirm; include Arabic scanned documents in the sample set.</w:t>
+              <w:t>Confirm the actual mix and rough share per language; include a representative sample of non-English and scanned documents in the sample set.</w:t>
             </w:r>
           </w:p>
         </w:tc>
@@ -842,7 +842,7 @@
                 <w:sz w:val="18"/>
                 <w:szCs w:val="18"/>
               </w:rPr>
-              <w:t>Jurisdiction and data residency. Which country's laws apply and whether data or AI processing may leave the country.</w:t>
+              <w:t>Jurisdiction and data residency. Which entity owns which data, which country's laws apply, and whether data or AI processing may leave the country. Note that no major provider has a full cloud region in the Philippines.</w:t>
             </w:r>
           </w:p>
         </w:tc>
@@ -870,7 +870,7 @@
                 <w:sz w:val="18"/>
                 <w:szCs w:val="18"/>
               </w:rPr>
-              <w:t>Data at rest in a GCC cloud region; hybrid model routing by classification; sovereign option designed in.</w:t>
+              <w:t>Data at rest in Malaysia, with Singapore as the documented alternative for Philippine workloads; hybrid model routing by classification; sovereign option designed in; a GCC region added later as a setting.</w:t>
             </w:r>
           </w:p>
         </w:tc>
@@ -898,7 +898,7 @@
                 <w:sz w:val="18"/>
                 <w:szCs w:val="18"/>
               </w:rPr>
-              <w:t>Decide the pattern in discovery with legal; it drives cost tier and provider choice.</w:t>
+              <w:t>Decide the pattern in discovery with legal; it drives cost tier and provider choice. Confirm specifically whether Philippine personal data may sit in Malaysia or Singapore.</w:t>
             </w:r>
           </w:p>
         </w:tc>
@@ -1859,7 +1859,7 @@
                 <w:sz w:val="18"/>
                 <w:szCs w:val="18"/>
               </w:rPr>
-              <w:t>Consent and lawful basis for storing and contacting individuals under PDPL regimes.</w:t>
+              <w:t>Consent and lawful basis for storing and contacting individuals under the Malaysian PDPA and the Philippine Data Privacy Act.</w:t>
             </w:r>
           </w:p>
         </w:tc>
@@ -1913,7 +1913,7 @@
                 <w:sz w:val="18"/>
                 <w:szCs w:val="18"/>
               </w:rPr>
-              <w:t>Legal to confirm basis per jurisdiction; we implement the fields and flags.</w:t>
+              <w:t>Legal to confirm basis per jurisdiction; we implement the fields and flags. Also confirm whether one data protection officer can cover both operating entities.</w:t>
             </w:r>
           </w:p>
         </w:tc>
@@ -2954,7 +2954,7 @@
         <w:spacing w:before="360" w:after="160"/>
         <w:rPr/>
       </w:pPr>
-      <w:bookmarkStart w:id="2" w:name="__RefHeading___Toc4311_2871792748"/>
+      <w:bookmarkStart w:id="2" w:name="__RefHeading___Toc4328_937233523"/>
       <w:bookmarkEnd w:id="2"/>
       <w:r>
         <w:rPr/>
@@ -3003,7 +3003,7 @@
       </w:pPr>
       <w:r>
         <w:rPr/>
-        <w:t>Which cloud provider do you already use or prefer, and do you have an existing account in a GCC region?</w:t>
+        <w:t>Which cloud provider do you already use or prefer, and in which region is your existing account?</w:t>
       </w:r>
     </w:p>
     <w:p>
@@ -3078,7 +3078,7 @@
       </w:pPr>
       <w:r>
         <w:rPr/>
-        <w:t>Which pipeline stages do relationship managers use today for investors, partners and customers, and what is specific about the GCC pipeline for you (intermediaries, majlis meetings, regulatory steps)?</w:t>
+        <w:t>Which pipeline stages do relationship managers use today for investors, partners and customers, and how does a GCC relationship differ from one in Malaysia or the Philippines (intermediaries, longer trust-building, regulatory steps)?</w:t>
       </w:r>
     </w:p>
     <w:p>
@@ -3147,7 +3147,7 @@
         <w:spacing w:before="360" w:after="160"/>
         <w:rPr/>
       </w:pPr>
-      <w:bookmarkStart w:id="3" w:name="__RefHeading___Toc4313_2871792748"/>
+      <w:bookmarkStart w:id="3" w:name="__RefHeading___Toc4330_937233523"/>
       <w:bookmarkEnd w:id="3"/>
       <w:r>
         <w:rPr/>
@@ -3256,7 +3256,7 @@
       </w:pPr>
       <w:r>
         <w:rPr/>
-        <w:t>English and Arabic only.</w:t>
+        <w:t>English as the primary language, with further languages confirmed at discovery.</w:t>
       </w:r>
     </w:p>
     <w:p>
@@ -3357,7 +3357,7 @@
     </w:r>
     <w:r>
       <w:rPr/>
-      <w:t>5</w:t>
+      <w:t>6</w:t>
     </w:r>
     <w:r>
       <w:rPr/>
@@ -3385,7 +3385,7 @@
     </w:r>
     <w:r>
       <w:rPr/>
-      <w:t>5</w:t>
+      <w:t>6</w:t>
     </w:r>
     <w:r>
       <w:rPr/>
@@ -3430,7 +3430,7 @@
     </w:r>
     <w:r>
       <w:rPr/>
-      <w:t>5</w:t>
+      <w:t>6</w:t>
     </w:r>
     <w:r>
       <w:rPr/>
@@ -3458,7 +3458,7 @@
     </w:r>
     <w:r>
       <w:rPr/>
-      <w:t>5</w:t>
+      <w:t>6</w:t>
     </w:r>
     <w:r>
       <w:rPr/>
